--- a/docs/古事類苑作業ノート（081022）.docx
+++ b/docs/古事類苑作業ノート（081022）.docx
@@ -1085,7 +1085,7 @@
         <w:rPr>
           <w:rFonts w:hint="eastAsia"/>
         </w:rPr>
-        <w:t xml:space="preserve">成果はすべて</w:t>
+        <w:t xml:space="preserve">成果は</w:t>
       </w:r>
       <w:r>
         <w:t xml:space="preserve"> GitHub </w:t>
@@ -1094,7 +1094,16 @@
         <w:rPr>
           <w:rFonts w:hint="eastAsia"/>
         </w:rPr>
-        <w:t xml:space="preserve">に置いた。</w:t>
+        <w:t xml:space="preserve">に置いた（モデルは</w:t>
+      </w:r>
+      <w:r>
+        <w:t xml:space="preserve"> Google Drive </w:t>
+      </w:r>
+      <w:r>
+        <w:rPr>
+          <w:rFonts w:hint="eastAsia"/>
+        </w:rPr>
+        <w:t xml:space="preserve">にも置き、そちらを主に使う）。</w:t>
       </w:r>
     </w:p>
     <w:tbl>
@@ -1255,19 +1264,19 @@
               <w:pStyle w:val="Compact"/>
             </w:pPr>
             <w:r>
+              <w:t xml:space="preserve">Google </w:t>
+            </w:r>
+            <w:r>
               <w:rPr>
                 <w:rFonts w:hint="eastAsia"/>
               </w:rPr>
-              <w:t xml:space="preserve">同上の</w:t>
+              <w:t xml:space="preserve">Drive「W古事類苑作業」フォルダ（予備：同上の</w:t>
+            </w:r>
+            <w:r>
+              <w:t xml:space="preserve"> Releases</w:t>
             </w:r>
             <w:r>
               <w:t xml:space="preserve"> </w:t>
-            </w:r>
-            <w:r>
-              <w:rPr>
-                <w:rFonts w:hint="eastAsia"/>
-              </w:rPr>
-              <w:t xml:space="preserve">Releases（</w:t>
             </w:r>
             <w:hyperlink r:id="rId20">
               <w:r>
